--- a/Test/알고리즘/3주차 요약 정리.docx
+++ b/Test/알고리즘/3주차 요약 정리.docx
@@ -316,23 +316,34 @@
       <w:pPr>
         <w:rPr>
           <w:rFonts w:ascii="Pretendard" w:eastAsia="Pretendard" w:hAnsi="Pretendard"/>
-          <w:sz w:val="28"/>
-          <w:szCs w:val="28"/>
-        </w:rPr>
-      </w:pPr>
-      <w:r>
-        <w:rPr>
-          <w:rFonts w:ascii="Pretendard" w:eastAsia="Pretendard" w:hAnsi="Pretendard"/>
-          <w:sz w:val="28"/>
-          <w:szCs w:val="28"/>
-        </w:rPr>
-        <w:t>1. Walk</w:t>
+          <w:sz w:val="24"/>
+        </w:rPr>
+      </w:pPr>
+      <w:r>
+        <w:rPr>
+          <w:rFonts w:ascii="Pretendard" w:eastAsia="Pretendard" w:hAnsi="Pretendard"/>
+          <w:sz w:val="24"/>
+        </w:rPr>
+        <w:t>1.</w:t>
       </w:r>
       <w:r>
         <w:rPr>
           <w:rFonts w:ascii="Pretendard" w:eastAsia="Pretendard" w:hAnsi="Pretendard" w:hint="eastAsia"/>
-          <w:sz w:val="28"/>
-          <w:szCs w:val="28"/>
+          <w:sz w:val="24"/>
+        </w:rPr>
+        <w:t xml:space="preserve"> </w:t>
+      </w:r>
+      <w:r>
+        <w:rPr>
+          <w:rFonts w:ascii="Pretendard" w:eastAsia="Pretendard" w:hAnsi="Pretendard"/>
+          <w:sz w:val="24"/>
+        </w:rPr>
+        <w:t>Walk</w:t>
+      </w:r>
+      <w:r>
+        <w:rPr>
+          <w:rFonts w:ascii="Pretendard" w:eastAsia="Pretendard" w:hAnsi="Pretendard" w:hint="eastAsia"/>
+          <w:sz w:val="24"/>
         </w:rPr>
         <w:t>에서 중복 정점을 찾는다.</w:t>
       </w:r>
@@ -341,15 +352,13 @@
       <w:pPr>
         <w:rPr>
           <w:rFonts w:ascii="Pretendard" w:eastAsia="Pretendard" w:hAnsi="Pretendard"/>
-          <w:sz w:val="28"/>
-          <w:szCs w:val="28"/>
+          <w:sz w:val="24"/>
         </w:rPr>
       </w:pPr>
       <w:r>
         <w:rPr>
           <w:rFonts w:ascii="Pretendard" w:eastAsia="Pretendard" w:hAnsi="Pretendard" w:hint="eastAsia"/>
-          <w:sz w:val="28"/>
-          <w:szCs w:val="28"/>
+          <w:sz w:val="24"/>
         </w:rPr>
         <w:t>2. 중복된 구간을 잘라낸다.</w:t>
       </w:r>
@@ -359,32 +368,28 @@
         <w:rPr>
           <w:rFonts w:ascii="Pretendard" w:eastAsia="Pretendard" w:hAnsi="Pretendard" w:cs="굴림"/>
           <w:kern w:val="0"/>
-          <w:sz w:val="28"/>
-          <w:szCs w:val="28"/>
+          <w:sz w:val="24"/>
           <w14:ligatures w14:val="none"/>
         </w:rPr>
       </w:pPr>
       <w:r>
         <w:rPr>
           <w:rFonts w:ascii="Pretendard" w:eastAsia="Pretendard" w:hAnsi="Pretendard" w:hint="eastAsia"/>
-          <w:sz w:val="28"/>
-          <w:szCs w:val="28"/>
+          <w:sz w:val="24"/>
         </w:rPr>
         <w:t xml:space="preserve">3. 같은 시작점과 끝점을 가지는 더 짧은 </w:t>
       </w:r>
       <w:r>
         <w:rPr>
           <w:rFonts w:ascii="Pretendard" w:eastAsia="Pretendard" w:hAnsi="Pretendard"/>
-          <w:sz w:val="28"/>
-          <w:szCs w:val="28"/>
+          <w:sz w:val="24"/>
         </w:rPr>
         <w:t>path</w:t>
       </w:r>
       <w:r>
         <w:rPr>
           <w:rFonts w:ascii="Pretendard" w:eastAsia="Pretendard" w:hAnsi="Pretendard" w:hint="eastAsia"/>
-          <w:sz w:val="28"/>
-          <w:szCs w:val="28"/>
+          <w:sz w:val="24"/>
         </w:rPr>
         <w:t xml:space="preserve"> 생성됨</w:t>
       </w:r>
@@ -686,23 +691,7 @@
           <w:rFonts w:ascii="Pretendard" w:eastAsia="Pretendard" w:hAnsi="Pretendard" w:hint="eastAsia"/>
           <w:sz w:val="24"/>
         </w:rPr>
-        <w:t xml:space="preserve">개 이상 : </w:t>
-      </w:r>
-      <w:proofErr w:type="spellStart"/>
-      <w:r>
-        <w:rPr>
-          <w:rFonts w:ascii="Pretendard" w:eastAsia="Pretendard" w:hAnsi="Pretendard" w:hint="eastAsia"/>
-          <w:sz w:val="24"/>
-        </w:rPr>
-        <w:t>비연결</w:t>
-      </w:r>
-      <w:proofErr w:type="spellEnd"/>
-      <w:r>
-        <w:rPr>
-          <w:rFonts w:ascii="Pretendard" w:eastAsia="Pretendard" w:hAnsi="Pretendard" w:hint="eastAsia"/>
-          <w:sz w:val="24"/>
-        </w:rPr>
-        <w:t xml:space="preserve"> 그래프</w:t>
+        <w:t>개 이상 : 비연결 그래프</w:t>
       </w:r>
     </w:p>
     <w:p>
@@ -845,43 +834,7 @@
           <w:sz w:val="28"/>
           <w:szCs w:val="28"/>
         </w:rPr>
-        <w:t xml:space="preserve">Equality(동등성) vs </w:t>
-      </w:r>
-      <w:proofErr w:type="spellStart"/>
-      <w:r>
-        <w:rPr>
-          <w:rFonts w:ascii="Pretendard" w:eastAsia="Pretendard" w:hAnsi="Pretendard"/>
-          <w:sz w:val="28"/>
-          <w:szCs w:val="28"/>
-        </w:rPr>
-        <w:t>Isomorphicm</w:t>
-      </w:r>
-      <w:proofErr w:type="spellEnd"/>
-      <w:r>
-        <w:rPr>
-          <w:rFonts w:ascii="Pretendard" w:eastAsia="Pretendard" w:hAnsi="Pretendard"/>
-          <w:sz w:val="28"/>
-          <w:szCs w:val="28"/>
-        </w:rPr>
-        <w:t>(</w:t>
-      </w:r>
-      <w:proofErr w:type="spellStart"/>
-      <w:r>
-        <w:rPr>
-          <w:rFonts w:ascii="Pretendard" w:eastAsia="Pretendard" w:hAnsi="Pretendard"/>
-          <w:sz w:val="28"/>
-          <w:szCs w:val="28"/>
-        </w:rPr>
-        <w:t>동형성</w:t>
-      </w:r>
-      <w:proofErr w:type="spellEnd"/>
-      <w:r>
-        <w:rPr>
-          <w:rFonts w:ascii="Pretendard" w:eastAsia="Pretendard" w:hAnsi="Pretendard"/>
-          <w:sz w:val="28"/>
-          <w:szCs w:val="28"/>
-        </w:rPr>
-        <w:t>)</w:t>
+        <w:t>Equality(동등성) vs Isomorphicm(동형성)</w:t>
       </w:r>
     </w:p>
     <w:p>
@@ -1158,23 +1111,13 @@
           <w14:ligatures w14:val="none"/>
         </w:rPr>
       </w:pPr>
-      <w:proofErr w:type="spellStart"/>
       <w:r>
         <w:rPr>
           <w:rFonts w:ascii="Pretendard" w:eastAsia="Pretendard" w:hAnsi="Pretendard"/>
           <w:sz w:val="28"/>
           <w:szCs w:val="28"/>
         </w:rPr>
-        <w:t>Charctisation</w:t>
-      </w:r>
-      <w:proofErr w:type="spellEnd"/>
-      <w:r>
-        <w:rPr>
-          <w:rFonts w:ascii="Pretendard" w:eastAsia="Pretendard" w:hAnsi="Pretendard"/>
-          <w:sz w:val="28"/>
-          <w:szCs w:val="28"/>
-        </w:rPr>
-        <w:t xml:space="preserve"> of Trees(</w:t>
+        <w:t>Charctisation of Trees(</w:t>
       </w:r>
       <w:r>
         <w:rPr>
@@ -1209,27 +1152,7 @@
           <w:sz w:val="26"/>
           <w:szCs w:val="26"/>
         </w:rPr>
-        <w:t xml:space="preserve">G는 어떤 루트 트리의 </w:t>
-      </w:r>
-      <w:proofErr w:type="spellStart"/>
-      <w:r>
-        <w:rPr>
-          <w:rFonts w:ascii="Pretendard" w:eastAsia="Pretendard" w:hAnsi="Pretendard" w:cs="AppleSystemUIFont"/>
-          <w:kern w:val="0"/>
-          <w:sz w:val="26"/>
-          <w:szCs w:val="26"/>
-        </w:rPr>
-        <w:t>무향</w:t>
-      </w:r>
-      <w:proofErr w:type="spellEnd"/>
-      <w:r>
-        <w:rPr>
-          <w:rFonts w:ascii="Pretendard" w:eastAsia="Pretendard" w:hAnsi="Pretendard" w:cs="AppleSystemUIFont"/>
-          <w:kern w:val="0"/>
-          <w:sz w:val="26"/>
-          <w:szCs w:val="26"/>
-        </w:rPr>
-        <w:t xml:space="preserve"> 버전이다.</w:t>
+        <w:t>G는 어떤 루트 트리의 무향 버전이다.</w:t>
       </w:r>
     </w:p>
     <w:p>
@@ -1793,7 +1716,6 @@
           <w14:ligatures w14:val="none"/>
         </w:rPr>
       </w:pPr>
-      <w:proofErr w:type="spellStart"/>
       <w:r>
         <w:rPr>
           <w:rFonts w:ascii="Pretendard" w:eastAsia="Pretendard" w:hAnsi="Pretendard" w:cs="굴림"/>
@@ -1803,18 +1725,7 @@
           <w14:ligatures w14:val="none"/>
         </w:rPr>
         <w:lastRenderedPageBreak/>
-        <w:t>Prufer</w:t>
-      </w:r>
-      <w:proofErr w:type="spellEnd"/>
-      <w:r>
-        <w:rPr>
-          <w:rFonts w:ascii="Pretendard" w:eastAsia="Pretendard" w:hAnsi="Pretendard" w:cs="굴림"/>
-          <w:kern w:val="0"/>
-          <w:sz w:val="32"/>
-          <w:szCs w:val="32"/>
-          <w14:ligatures w14:val="none"/>
-        </w:rPr>
-        <w:t xml:space="preserve"> Code</w:t>
+        <w:t>Prufer Code</w:t>
       </w:r>
     </w:p>
     <w:p>
@@ -2160,7 +2071,6 @@
         </w:rPr>
         <w:t xml:space="preserve">2. </w:t>
       </w:r>
-      <w:proofErr w:type="spellStart"/>
       <w:r>
         <w:rPr>
           <w:rFonts w:ascii="Pretendard" w:eastAsia="Pretendard" w:hAnsi="Pretendard" w:cs="맑은 고딕" w:hint="eastAsia"/>
@@ -2168,7 +2078,6 @@
         </w:rPr>
         <w:t>프루퍼</w:t>
       </w:r>
-      <w:proofErr w:type="spellEnd"/>
       <w:r>
         <w:rPr>
           <w:rFonts w:ascii="Pretendard" w:eastAsia="Pretendard" w:hAnsi="Pretendard"/>
@@ -2188,23 +2097,7 @@
           <w:rFonts w:ascii="Pretendard" w:eastAsia="Pretendard" w:hAnsi="Pretendard"/>
           <w:szCs w:val="22"/>
         </w:rPr>
-        <w:t>(</w:t>
-      </w:r>
-      <w:proofErr w:type="spellStart"/>
-      <w:r>
-        <w:rPr>
-          <w:rFonts w:ascii="Pretendard" w:eastAsia="Pretendard" w:hAnsi="Pretendard"/>
-          <w:szCs w:val="22"/>
-        </w:rPr>
-        <w:t>Prüfer</w:t>
-      </w:r>
-      <w:proofErr w:type="spellEnd"/>
-      <w:r>
-        <w:rPr>
-          <w:rFonts w:ascii="Pretendard" w:eastAsia="Pretendard" w:hAnsi="Pretendard"/>
-          <w:szCs w:val="22"/>
-        </w:rPr>
-        <w:t xml:space="preserve"> code)</w:t>
+        <w:t>(Prüfer code)</w:t>
       </w:r>
       <w:r>
         <w:rPr>
@@ -2384,7 +2277,6 @@
           <w:szCs w:val="22"/>
         </w:rPr>
       </w:pPr>
-      <w:proofErr w:type="spellStart"/>
       <w:r>
         <w:rPr>
           <w:rFonts w:ascii="Pretendard" w:eastAsia="Pretendard" w:hAnsi="Pretendard" w:cs="굴림"/>
@@ -2392,9 +2284,16 @@
           <w:bCs/>
           <w:szCs w:val="22"/>
         </w:rPr>
-        <w:t>Prüfer</w:t>
-      </w:r>
-      <w:proofErr w:type="spellEnd"/>
+        <w:t>Prüfer 코드의 길이 = n - 2</w:t>
+      </w:r>
+      <w:r>
+        <w:rPr>
+          <w:rFonts w:ascii="Pretendard" w:eastAsia="Pretendard" w:hAnsi="Pretendard" w:cs="굴림"/>
+          <w:szCs w:val="22"/>
+        </w:rPr>
+        <w:br/>
+        <w:t xml:space="preserve">→ 여기서 </w:t>
+      </w:r>
       <w:r>
         <w:rPr>
           <w:rFonts w:ascii="Pretendard" w:eastAsia="Pretendard" w:hAnsi="Pretendard" w:cs="굴림"/>
@@ -2402,15 +2301,14 @@
           <w:bCs/>
           <w:szCs w:val="22"/>
         </w:rPr>
-        <w:t xml:space="preserve"> 코드의 길이 = n - 2</w:t>
+        <w:t>n</w:t>
       </w:r>
       <w:r>
         <w:rPr>
           <w:rFonts w:ascii="Pretendard" w:eastAsia="Pretendard" w:hAnsi="Pretendard" w:cs="굴림"/>
           <w:szCs w:val="22"/>
         </w:rPr>
-        <w:br/>
-        <w:t xml:space="preserve">→ 여기서 </w:t>
+        <w:t xml:space="preserve">은 원래 트리의 </w:t>
       </w:r>
       <w:r>
         <w:rPr>
@@ -2419,29 +2317,13 @@
           <w:bCs/>
           <w:szCs w:val="22"/>
         </w:rPr>
-        <w:t>n</w:t>
+        <w:t>정점(vertex)의 수</w:t>
       </w:r>
       <w:r>
         <w:rPr>
           <w:rFonts w:ascii="Pretendard" w:eastAsia="Pretendard" w:hAnsi="Pretendard" w:cs="굴림"/>
           <w:szCs w:val="22"/>
         </w:rPr>
-        <w:t xml:space="preserve">은 원래 트리의 </w:t>
-      </w:r>
-      <w:r>
-        <w:rPr>
-          <w:rFonts w:ascii="Pretendard" w:eastAsia="Pretendard" w:hAnsi="Pretendard" w:cs="굴림"/>
-          <w:b/>
-          <w:bCs/>
-          <w:szCs w:val="22"/>
-        </w:rPr>
-        <w:t>정점(vertex)의 수</w:t>
-      </w:r>
-      <w:r>
-        <w:rPr>
-          <w:rFonts w:ascii="Pretendard" w:eastAsia="Pretendard" w:hAnsi="Pretendard" w:cs="굴림"/>
-          <w:szCs w:val="22"/>
-        </w:rPr>
         <w:t>를 의미합니다.</w:t>
       </w:r>
     </w:p>
@@ -2466,7 +2348,6 @@
         </w:rPr>
         <w:t xml:space="preserve"> </w:t>
       </w:r>
-      <w:proofErr w:type="spellStart"/>
       <w:r>
         <w:rPr>
           <w:rFonts w:ascii="Pretendard" w:eastAsia="Pretendard" w:hAnsi="Pretendard" w:cs="맑은 고딕" w:hint="eastAsia"/>
@@ -2474,7 +2355,6 @@
         </w:rPr>
         <w:t>무방향</w:t>
       </w:r>
-      <w:proofErr w:type="spellEnd"/>
       <w:r>
         <w:rPr>
           <w:rFonts w:ascii="Pretendard" w:eastAsia="Pretendard" w:hAnsi="Pretendard"/>
@@ -2793,23 +2673,7 @@
           <w:rFonts w:ascii="Pretendard" w:eastAsia="Pretendard" w:hAnsi="Pretendard" w:cs="굴림"/>
           <w:szCs w:val="22"/>
         </w:rPr>
-        <w:t xml:space="preserve">d. 루트가 있는 트리의 </w:t>
-      </w:r>
-      <w:proofErr w:type="spellStart"/>
-      <w:r>
-        <w:rPr>
-          <w:rFonts w:ascii="Pretendard" w:eastAsia="Pretendard" w:hAnsi="Pretendard" w:cs="굴림"/>
-          <w:szCs w:val="22"/>
-        </w:rPr>
-        <w:t>무방향</w:t>
-      </w:r>
-      <w:proofErr w:type="spellEnd"/>
-      <w:r>
-        <w:rPr>
-          <w:rFonts w:ascii="Pretendard" w:eastAsia="Pretendard" w:hAnsi="Pretendard" w:cs="굴림"/>
-          <w:szCs w:val="22"/>
-        </w:rPr>
-        <w:t xml:space="preserve"> 형태이다.</w:t>
+        <w:t>d. 루트가 있는 트리의 무방향 형태이다.</w:t>
       </w:r>
       <w:r>
         <w:rPr>
@@ -2912,7 +2776,7 @@
       <w:pPr>
         <w:spacing w:after="200" w:line="276" w:lineRule="auto"/>
         <w:rPr>
-          <w:rFonts w:ascii="Pretendard" w:eastAsia="Pretendard" w:hAnsi="Pretendard" w:cs="굴림" w:hint="eastAsia"/>
+          <w:rFonts w:ascii="Pretendard" w:eastAsia="Pretendard" w:hAnsi="Pretendard" w:cs="굴림"/>
           <w:szCs w:val="22"/>
         </w:rPr>
       </w:pPr>
@@ -2939,53 +2803,12 @@
         <w:lastRenderedPageBreak/>
         <w:t xml:space="preserve">4. </w:t>
       </w:r>
-      <w:proofErr w:type="spellStart"/>
       <w:r>
         <w:rPr>
           <w:rFonts w:ascii="Pretendard" w:eastAsia="Pretendard" w:hAnsi="Pretendard" w:cs="굴림"/>
           <w:szCs w:val="22"/>
         </w:rPr>
-        <w:t>프루퍼</w:t>
-      </w:r>
-      <w:proofErr w:type="spellEnd"/>
-      <w:r>
-        <w:rPr>
-          <w:rFonts w:ascii="Pretendard" w:eastAsia="Pretendard" w:hAnsi="Pretendard" w:cs="굴림"/>
-          <w:szCs w:val="22"/>
-        </w:rPr>
-        <w:t xml:space="preserve"> 코드(</w:t>
-      </w:r>
-      <w:proofErr w:type="spellStart"/>
-      <w:r>
-        <w:rPr>
-          <w:rFonts w:ascii="Pretendard" w:eastAsia="Pretendard" w:hAnsi="Pretendard" w:cs="굴림"/>
-          <w:szCs w:val="22"/>
-        </w:rPr>
-        <w:t>Prüfer</w:t>
-      </w:r>
-      <w:proofErr w:type="spellEnd"/>
-      <w:r>
-        <w:rPr>
-          <w:rFonts w:ascii="Pretendard" w:eastAsia="Pretendard" w:hAnsi="Pretendard" w:cs="굴림"/>
-          <w:szCs w:val="22"/>
-        </w:rPr>
-        <w:t xml:space="preserve"> code)</w:t>
-      </w:r>
-      <w:proofErr w:type="spellStart"/>
-      <w:r>
-        <w:rPr>
-          <w:rFonts w:ascii="Pretendard" w:eastAsia="Pretendard" w:hAnsi="Pretendard" w:cs="굴림"/>
-          <w:szCs w:val="22"/>
-        </w:rPr>
-        <w:t>를</w:t>
-      </w:r>
-      <w:proofErr w:type="spellEnd"/>
-      <w:r>
-        <w:rPr>
-          <w:rFonts w:ascii="Pretendard" w:eastAsia="Pretendard" w:hAnsi="Pretendard" w:cs="굴림"/>
-          <w:szCs w:val="22"/>
-        </w:rPr>
-        <w:t xml:space="preserve"> 생성하는 과정에서, 각 단계에서 가장 먼저 제거되는 정점은 무엇인가요?</w:t>
+        <w:t>프루퍼 코드(Prüfer code)를 생성하는 과정에서, 각 단계에서 가장 먼저 제거되는 정점은 무엇인가요?</w:t>
       </w:r>
     </w:p>
     <w:p>
@@ -3072,7 +2895,6 @@
         </w:rPr>
         <w:t xml:space="preserve"> </w:t>
       </w:r>
-      <w:proofErr w:type="spellStart"/>
       <w:r>
         <w:rPr>
           <w:rStyle w:val="aa"/>
@@ -3080,9 +2902,30 @@
           <w:b w:val="0"/>
           <w:bCs w:val="0"/>
         </w:rPr>
-        <w:t>무방향</w:t>
-      </w:r>
-      <w:proofErr w:type="spellEnd"/>
+        <w:t>무방향 그래프의 인시던스(incidence) 구조 중, 0과 1만 포함하는 것은 무엇인가요?</w:t>
+      </w:r>
+      <w:r>
+        <w:rPr>
+          <w:rFonts w:ascii="Pretendard" w:eastAsia="Pretendard" w:hAnsi="Pretendard"/>
+          <w:b/>
+          <w:bCs/>
+        </w:rPr>
+        <w:br/>
+      </w:r>
+      <w:r>
+        <w:rPr>
+          <w:rFonts w:ascii="Pretendard" w:eastAsia="Pretendard" w:hAnsi="Pretendard"/>
+        </w:rPr>
+        <w:t>→</w:t>
+      </w:r>
+      <w:r>
+        <w:rPr>
+          <w:rFonts w:ascii="Pretendard" w:eastAsia="Pretendard" w:hAnsi="Pretendard"/>
+          <w:b/>
+          <w:bCs/>
+        </w:rPr>
+        <w:t xml:space="preserve"> </w:t>
+      </w:r>
       <w:r>
         <w:rPr>
           <w:rStyle w:val="aa"/>
@@ -3090,78 +2933,7 @@
           <w:b w:val="0"/>
           <w:bCs w:val="0"/>
         </w:rPr>
-        <w:t xml:space="preserve"> 그래프의 </w:t>
-      </w:r>
-      <w:proofErr w:type="spellStart"/>
-      <w:r>
-        <w:rPr>
-          <w:rStyle w:val="aa"/>
-          <w:rFonts w:ascii="Pretendard" w:eastAsia="Pretendard" w:hAnsi="Pretendard"/>
-          <w:b w:val="0"/>
-          <w:bCs w:val="0"/>
-        </w:rPr>
-        <w:t>인시던스</w:t>
-      </w:r>
-      <w:proofErr w:type="spellEnd"/>
-      <w:r>
-        <w:rPr>
-          <w:rStyle w:val="aa"/>
-          <w:rFonts w:ascii="Pretendard" w:eastAsia="Pretendard" w:hAnsi="Pretendard"/>
-          <w:b w:val="0"/>
-          <w:bCs w:val="0"/>
-        </w:rPr>
-        <w:t>(incidence) 구조 중, 0과 1만 포함하는 것은 무엇인가요?</w:t>
-      </w:r>
-      <w:r>
-        <w:rPr>
-          <w:rFonts w:ascii="Pretendard" w:eastAsia="Pretendard" w:hAnsi="Pretendard"/>
-          <w:b/>
-          <w:bCs/>
-        </w:rPr>
-        <w:br/>
-      </w:r>
-      <w:r>
-        <w:rPr>
-          <w:rFonts w:ascii="Pretendard" w:eastAsia="Pretendard" w:hAnsi="Pretendard"/>
-        </w:rPr>
-        <w:t>→</w:t>
-      </w:r>
-      <w:r>
-        <w:rPr>
-          <w:rFonts w:ascii="Pretendard" w:eastAsia="Pretendard" w:hAnsi="Pretendard"/>
-          <w:b/>
-          <w:bCs/>
-        </w:rPr>
-        <w:t xml:space="preserve"> </w:t>
-      </w:r>
-      <w:r>
-        <w:rPr>
-          <w:rStyle w:val="aa"/>
-          <w:rFonts w:ascii="Pretendard" w:eastAsia="Pretendard" w:hAnsi="Pretendard"/>
-          <w:b w:val="0"/>
-          <w:bCs w:val="0"/>
-        </w:rPr>
-        <w:t>정답: Incidence matrix (</w:t>
-      </w:r>
-      <w:proofErr w:type="spellStart"/>
-      <w:r>
-        <w:rPr>
-          <w:rStyle w:val="aa"/>
-          <w:rFonts w:ascii="Pretendard" w:eastAsia="Pretendard" w:hAnsi="Pretendard"/>
-          <w:b w:val="0"/>
-          <w:bCs w:val="0"/>
-        </w:rPr>
-        <w:t>인시던스</w:t>
-      </w:r>
-      <w:proofErr w:type="spellEnd"/>
-      <w:r>
-        <w:rPr>
-          <w:rStyle w:val="aa"/>
-          <w:rFonts w:ascii="Pretendard" w:eastAsia="Pretendard" w:hAnsi="Pretendard"/>
-          <w:b w:val="0"/>
-          <w:bCs w:val="0"/>
-        </w:rPr>
-        <w:t xml:space="preserve"> 행렬)</w:t>
+        <w:t>정답: Incidence matrix (인시던스 행렬)</w:t>
       </w:r>
       <w:r>
         <w:rPr>
@@ -3218,9 +2990,120 @@
           <w:b w:val="0"/>
           <w:bCs w:val="0"/>
         </w:rPr>
-        <w:t>정답: Incidence list (</w:t>
-      </w:r>
-      <w:proofErr w:type="spellStart"/>
+        <w:t>정답: Incidence list (인시던스 리스트)</w:t>
+      </w:r>
+    </w:p>
+    <w:p>
+      <w:pPr>
+        <w:rPr>
+          <w:rFonts w:ascii="Pretendard" w:eastAsia="Pretendard" w:hAnsi="Pretendard"/>
+        </w:rPr>
+      </w:pPr>
+    </w:p>
+    <w:p>
+      <w:pPr>
+        <w:rPr>
+          <w:rFonts w:ascii="Pretendard" w:eastAsia="Pretendard" w:hAnsi="Pretendard"/>
+        </w:rPr>
+      </w:pPr>
+      <w:r>
+        <w:rPr>
+          <w:rFonts w:ascii="Pretendard" w:eastAsia="Pretendard" w:hAnsi="Pretendard" w:hint="eastAsia"/>
+        </w:rPr>
+        <w:t xml:space="preserve">6. </w:t>
+      </w:r>
+      <w:r>
+        <w:rPr>
+          <w:rFonts w:ascii="Pretendard" w:eastAsia="Pretendard" w:hAnsi="Pretendard"/>
+        </w:rPr>
+        <w:t>하나의 숲(forest)이 3개의 트리로 구성되어 있고, 정점이 총 9개라면, 간선은 몇 개인가요?</w:t>
+      </w:r>
+      <w:r>
+        <w:rPr>
+          <w:rFonts w:ascii="Pretendard" w:eastAsia="Pretendard" w:hAnsi="Pretendard" w:hint="eastAsia"/>
+        </w:rPr>
+        <w:t xml:space="preserve"> </w:t>
+      </w:r>
+      <w:r>
+        <w:rPr>
+          <w:rFonts w:ascii="Pretendard" w:eastAsia="Pretendard" w:hAnsi="Pretendard"/>
+        </w:rPr>
+        <w:t>→</w:t>
+      </w:r>
+      <w:r>
+        <w:rPr>
+          <w:rFonts w:ascii="Pretendard" w:eastAsia="Pretendard" w:hAnsi="Pretendard" w:hint="eastAsia"/>
+        </w:rPr>
+        <w:t xml:space="preserve"> </w:t>
+      </w:r>
+      <w:r>
+        <w:rPr>
+          <w:rFonts w:ascii="Pretendard" w:eastAsia="Pretendard" w:hAnsi="Pretendard"/>
+        </w:rPr>
+        <w:t>간선 수 = V - k = 9 - 3 = 6</w:t>
+      </w:r>
+    </w:p>
+    <w:p>
+      <w:pPr>
+        <w:rPr>
+          <w:rFonts w:ascii="Pretendard" w:eastAsia="Pretendard" w:hAnsi="Pretendard"/>
+        </w:rPr>
+      </w:pPr>
+    </w:p>
+    <w:p>
+      <w:pPr>
+        <w:rPr>
+          <w:rFonts w:ascii="Pretendard" w:eastAsia="Pretendard" w:hAnsi="Pretendard"/>
+        </w:rPr>
+      </w:pPr>
+      <w:r>
+        <w:rPr>
+          <w:rFonts w:ascii="Pretendard" w:eastAsia="Pretendard" w:hAnsi="Pretendard" w:hint="eastAsia"/>
+        </w:rPr>
+        <w:t>7.</w:t>
+      </w:r>
+    </w:p>
+    <w:p>
+      <w:pPr>
+        <w:rPr>
+          <w:rFonts w:ascii="Pretendard" w:eastAsia="Pretendard" w:hAnsi="Pretendard"/>
+        </w:rPr>
+      </w:pPr>
+      <w:r>
+        <w:rPr>
+          <w:rFonts w:ascii="Pretendard" w:eastAsia="Pretendard" w:hAnsi="Pretendard" w:hint="eastAsia"/>
+        </w:rPr>
+        <w:t xml:space="preserve">(1) </w:t>
+      </w:r>
+      <w:r>
+        <w:rPr>
+          <w:rFonts w:ascii="Pretendard" w:eastAsia="Pretendard" w:hAnsi="Pretendard"/>
+        </w:rPr>
+        <w:t>모든 컴포넌트에서 동시에 가장 저렴한 외부 간선을 선택한다.</w:t>
+      </w:r>
+    </w:p>
+    <w:p>
+      <w:pPr>
+        <w:ind w:left="720"/>
+        <w:rPr>
+          <w:rStyle w:val="aa"/>
+          <w:rFonts w:ascii="Pretendard" w:eastAsia="Pretendard" w:hAnsi="Pretendard"/>
+        </w:rPr>
+      </w:pPr>
+      <w:r>
+        <w:rPr>
+          <w:rFonts w:ascii="Pretendard" w:eastAsia="Pretendard" w:hAnsi="Pretendard"/>
+        </w:rPr>
+        <w:t>→</w:t>
+      </w:r>
+      <w:r>
+        <w:rPr>
+          <w:rFonts w:ascii="Pretendard" w:eastAsia="Pretendard" w:hAnsi="Pretendard"/>
+          <w:b/>
+          <w:bCs/>
+        </w:rPr>
+        <w:t xml:space="preserve"> </w:t>
+      </w:r>
       <w:r>
         <w:rPr>
           <w:rStyle w:val="aa"/>
@@ -3228,178 +3111,7 @@
           <w:b w:val="0"/>
           <w:bCs w:val="0"/>
         </w:rPr>
-        <w:t>인시던스</w:t>
-      </w:r>
-      <w:proofErr w:type="spellEnd"/>
-      <w:r>
-        <w:rPr>
-          <w:rStyle w:val="aa"/>
-          <w:rFonts w:ascii="Pretendard" w:eastAsia="Pretendard" w:hAnsi="Pretendard"/>
-          <w:b w:val="0"/>
-          <w:bCs w:val="0"/>
-        </w:rPr>
-        <w:t xml:space="preserve"> 리스트)</w:t>
-      </w:r>
-    </w:p>
-    <w:p>
-      <w:pPr>
-        <w:rPr>
-          <w:rFonts w:ascii="Pretendard" w:eastAsia="Pretendard" w:hAnsi="Pretendard"/>
-        </w:rPr>
-      </w:pPr>
-    </w:p>
-    <w:p>
-      <w:pPr>
-        <w:rPr>
-          <w:rFonts w:ascii="Pretendard" w:eastAsia="Pretendard" w:hAnsi="Pretendard"/>
-        </w:rPr>
-      </w:pPr>
-      <w:r>
-        <w:rPr>
-          <w:rFonts w:ascii="Pretendard" w:eastAsia="Pretendard" w:hAnsi="Pretendard" w:hint="eastAsia"/>
-        </w:rPr>
-        <w:t xml:space="preserve">6. </w:t>
-      </w:r>
-      <w:r>
-        <w:rPr>
-          <w:rFonts w:ascii="Pretendard" w:eastAsia="Pretendard" w:hAnsi="Pretendard"/>
-        </w:rPr>
-        <w:t>하나의 숲(forest)이 3개의 트리로 구성되어 있고, 정점이 총 9개라면, 간선은 몇 개인가요?</w:t>
-      </w:r>
-      <w:r>
-        <w:rPr>
-          <w:rFonts w:ascii="Pretendard" w:eastAsia="Pretendard" w:hAnsi="Pretendard" w:hint="eastAsia"/>
-        </w:rPr>
-        <w:t xml:space="preserve"> </w:t>
-      </w:r>
-      <w:r>
-        <w:rPr>
-          <w:rFonts w:ascii="Pretendard" w:eastAsia="Pretendard" w:hAnsi="Pretendard"/>
-        </w:rPr>
-        <w:t>→</w:t>
-      </w:r>
-      <w:r>
-        <w:rPr>
-          <w:rFonts w:ascii="Pretendard" w:eastAsia="Pretendard" w:hAnsi="Pretendard" w:hint="eastAsia"/>
-        </w:rPr>
-        <w:t xml:space="preserve"> </w:t>
-      </w:r>
-      <w:r>
-        <w:rPr>
-          <w:rFonts w:ascii="Pretendard" w:eastAsia="Pretendard" w:hAnsi="Pretendard"/>
-        </w:rPr>
-        <w:t>간선 수 = V - k = 9 - 3 = 6</w:t>
-      </w:r>
-    </w:p>
-    <w:p>
-      <w:pPr>
-        <w:rPr>
-          <w:rFonts w:ascii="Pretendard" w:eastAsia="Pretendard" w:hAnsi="Pretendard"/>
-        </w:rPr>
-      </w:pPr>
-    </w:p>
-    <w:p>
-      <w:pPr>
-        <w:rPr>
-          <w:rFonts w:ascii="Pretendard" w:eastAsia="Pretendard" w:hAnsi="Pretendard"/>
-        </w:rPr>
-      </w:pPr>
-      <w:r>
-        <w:rPr>
-          <w:rFonts w:ascii="Pretendard" w:eastAsia="Pretendard" w:hAnsi="Pretendard" w:hint="eastAsia"/>
-        </w:rPr>
-        <w:t>7.</w:t>
-      </w:r>
-    </w:p>
-    <w:p>
-      <w:pPr>
-        <w:rPr>
-          <w:rFonts w:ascii="Pretendard" w:eastAsia="Pretendard" w:hAnsi="Pretendard"/>
-        </w:rPr>
-      </w:pPr>
-      <w:r>
-        <w:rPr>
-          <w:rFonts w:ascii="Pretendard" w:eastAsia="Pretendard" w:hAnsi="Pretendard" w:hint="eastAsia"/>
-        </w:rPr>
-        <w:t xml:space="preserve">(1) </w:t>
-      </w:r>
-      <w:r>
-        <w:rPr>
-          <w:rFonts w:ascii="Pretendard" w:eastAsia="Pretendard" w:hAnsi="Pretendard"/>
-        </w:rPr>
-        <w:t>모든 컴포넌트에서 동시에 가장 저렴한 외부 간선을 선택한다.</w:t>
-      </w:r>
-    </w:p>
-    <w:p>
-      <w:pPr>
-        <w:ind w:left="720"/>
-        <w:rPr>
-          <w:rStyle w:val="aa"/>
-          <w:rFonts w:ascii="Pretendard" w:eastAsia="Pretendard" w:hAnsi="Pretendard"/>
-        </w:rPr>
-      </w:pPr>
-      <w:r>
-        <w:rPr>
-          <w:rFonts w:ascii="Pretendard" w:eastAsia="Pretendard" w:hAnsi="Pretendard"/>
-        </w:rPr>
-        <w:t>→</w:t>
-      </w:r>
-      <w:r>
-        <w:rPr>
-          <w:rFonts w:ascii="Pretendard" w:eastAsia="Pretendard" w:hAnsi="Pretendard"/>
-          <w:b/>
-          <w:bCs/>
-        </w:rPr>
-        <w:t xml:space="preserve"> </w:t>
-      </w:r>
-      <w:r>
-        <w:rPr>
-          <w:rStyle w:val="aa"/>
-          <w:rFonts w:ascii="Pretendard" w:eastAsia="Pretendard" w:hAnsi="Pretendard"/>
-          <w:b w:val="0"/>
-          <w:bCs w:val="0"/>
-        </w:rPr>
-        <w:t xml:space="preserve">정답: </w:t>
-      </w:r>
-      <w:proofErr w:type="spellStart"/>
-      <w:r>
-        <w:rPr>
-          <w:rStyle w:val="aa"/>
-          <w:rFonts w:ascii="Pretendard" w:eastAsia="Pretendard" w:hAnsi="Pretendard"/>
-          <w:b w:val="0"/>
-          <w:bCs w:val="0"/>
-        </w:rPr>
-        <w:t>Borůvka’s</w:t>
-      </w:r>
-      <w:proofErr w:type="spellEnd"/>
-      <w:r>
-        <w:rPr>
-          <w:rStyle w:val="aa"/>
-          <w:rFonts w:ascii="Pretendard" w:eastAsia="Pretendard" w:hAnsi="Pretendard"/>
-          <w:b w:val="0"/>
-          <w:bCs w:val="0"/>
-        </w:rPr>
-        <w:t xml:space="preserve"> Algorithm (</w:t>
-      </w:r>
-      <w:proofErr w:type="spellStart"/>
-      <w:r>
-        <w:rPr>
-          <w:rStyle w:val="aa"/>
-          <w:rFonts w:ascii="Pretendard" w:eastAsia="Pretendard" w:hAnsi="Pretendard"/>
-          <w:b w:val="0"/>
-          <w:bCs w:val="0"/>
-        </w:rPr>
-        <w:t>보루프카</w:t>
-      </w:r>
-      <w:proofErr w:type="spellEnd"/>
-      <w:r>
-        <w:rPr>
-          <w:rStyle w:val="aa"/>
-          <w:rFonts w:ascii="Pretendard" w:eastAsia="Pretendard" w:hAnsi="Pretendard"/>
-          <w:b w:val="0"/>
-          <w:bCs w:val="0"/>
-        </w:rPr>
-        <w:t xml:space="preserve"> 알고리즘)</w:t>
+        <w:t>정답: Borůvka’s Algorithm (보루프카 알고리즘)</w:t>
       </w:r>
       <w:r>
         <w:rPr>
@@ -3484,9 +3196,62 @@
           <w:b w:val="0"/>
           <w:bCs w:val="0"/>
         </w:rPr>
-        <w:t>정답: Prim’s Algorithm (</w:t>
-      </w:r>
-      <w:proofErr w:type="spellStart"/>
+        <w:t>정답: Prim’s Algorithm (프림 알고리즘)</w:t>
+      </w:r>
+      <w:r>
+        <w:rPr>
+          <w:rFonts w:ascii="Apple Color Emoji" w:eastAsia="Pretendard" w:hAnsi="Apple Color Emoji" w:cs="Apple Color Emoji"/>
+        </w:rPr>
+        <w:br/>
+        <w:t>✔️</w:t>
+      </w:r>
+      <w:r>
+        <w:rPr>
+          <w:rFonts w:ascii="Pretendard" w:eastAsia="Pretendard" w:hAnsi="Pretendard"/>
+        </w:rPr>
+        <w:t xml:space="preserve"> 점진적으로 확장하며 트리를 생성 (greedy + 연결 유지)</w:t>
+      </w:r>
+    </w:p>
+    <w:p>
+      <w:pPr>
+        <w:rPr>
+          <w:rFonts w:ascii="Pretendard" w:eastAsia="Pretendard" w:hAnsi="Pretendard"/>
+        </w:rPr>
+      </w:pPr>
+      <w:r>
+        <w:rPr>
+          <w:rFonts w:ascii="Pretendard" w:eastAsia="Pretendard" w:hAnsi="Pretendard" w:hint="eastAsia"/>
+        </w:rPr>
+        <w:t xml:space="preserve">(3) </w:t>
+      </w:r>
+      <w:r>
+        <w:rPr>
+          <w:rFonts w:ascii="Pretendard" w:eastAsia="Pretendard" w:hAnsi="Pretendard"/>
+        </w:rPr>
+        <w:t>가중치가 작은 간선부터 선택하면서 사이클을 피하며 추가한다.</w:t>
+      </w:r>
+    </w:p>
+    <w:p>
+      <w:pPr>
+        <w:ind w:left="720"/>
+        <w:rPr>
+          <w:rFonts w:ascii="Pretendard" w:eastAsia="Pretendard" w:hAnsi="Pretendard"/>
+        </w:rPr>
+      </w:pPr>
+      <w:r>
+        <w:rPr>
+          <w:rFonts w:ascii="Pretendard" w:eastAsia="Pretendard" w:hAnsi="Pretendard"/>
+        </w:rPr>
+        <w:t>→</w:t>
+      </w:r>
+      <w:r>
+        <w:rPr>
+          <w:rFonts w:ascii="Pretendard" w:eastAsia="Pretendard" w:hAnsi="Pretendard"/>
+          <w:b/>
+          <w:bCs/>
+        </w:rPr>
+        <w:t xml:space="preserve"> </w:t>
+      </w:r>
       <w:r>
         <w:rPr>
           <w:rStyle w:val="aa"/>
@@ -3494,100 +3259,7 @@
           <w:b w:val="0"/>
           <w:bCs w:val="0"/>
         </w:rPr>
-        <w:t>프림</w:t>
-      </w:r>
-      <w:proofErr w:type="spellEnd"/>
-      <w:r>
-        <w:rPr>
-          <w:rStyle w:val="aa"/>
-          <w:rFonts w:ascii="Pretendard" w:eastAsia="Pretendard" w:hAnsi="Pretendard"/>
-          <w:b w:val="0"/>
-          <w:bCs w:val="0"/>
-        </w:rPr>
-        <w:t xml:space="preserve"> 알고리즘)</w:t>
-      </w:r>
-      <w:r>
-        <w:rPr>
-          <w:rFonts w:ascii="Apple Color Emoji" w:eastAsia="Pretendard" w:hAnsi="Apple Color Emoji" w:cs="Apple Color Emoji"/>
-        </w:rPr>
-        <w:br/>
-        <w:t>✔️</w:t>
-      </w:r>
-      <w:r>
-        <w:rPr>
-          <w:rFonts w:ascii="Pretendard" w:eastAsia="Pretendard" w:hAnsi="Pretendard"/>
-        </w:rPr>
-        <w:t xml:space="preserve"> 점진적으로 확장하며 트리를 생성 (greedy + 연결 유지)</w:t>
-      </w:r>
-    </w:p>
-    <w:p>
-      <w:pPr>
-        <w:rPr>
-          <w:rFonts w:ascii="Pretendard" w:eastAsia="Pretendard" w:hAnsi="Pretendard"/>
-        </w:rPr>
-      </w:pPr>
-      <w:r>
-        <w:rPr>
-          <w:rFonts w:ascii="Pretendard" w:eastAsia="Pretendard" w:hAnsi="Pretendard" w:hint="eastAsia"/>
-        </w:rPr>
-        <w:t xml:space="preserve">(3) </w:t>
-      </w:r>
-      <w:r>
-        <w:rPr>
-          <w:rFonts w:ascii="Pretendard" w:eastAsia="Pretendard" w:hAnsi="Pretendard"/>
-        </w:rPr>
-        <w:t>가중치가 작은 간선부터 선택하면서 사이클을 피하며 추가한다.</w:t>
-      </w:r>
-    </w:p>
-    <w:p>
-      <w:pPr>
-        <w:ind w:left="720"/>
-        <w:rPr>
-          <w:rFonts w:ascii="Pretendard" w:eastAsia="Pretendard" w:hAnsi="Pretendard" w:hint="eastAsia"/>
-        </w:rPr>
-      </w:pPr>
-      <w:r>
-        <w:rPr>
-          <w:rFonts w:ascii="Pretendard" w:eastAsia="Pretendard" w:hAnsi="Pretendard"/>
-        </w:rPr>
-        <w:t>→</w:t>
-      </w:r>
-      <w:r>
-        <w:rPr>
-          <w:rFonts w:ascii="Pretendard" w:eastAsia="Pretendard" w:hAnsi="Pretendard"/>
-          <w:b/>
-          <w:bCs/>
-        </w:rPr>
-        <w:t xml:space="preserve"> </w:t>
-      </w:r>
-      <w:r>
-        <w:rPr>
-          <w:rStyle w:val="aa"/>
-          <w:rFonts w:ascii="Pretendard" w:eastAsia="Pretendard" w:hAnsi="Pretendard"/>
-          <w:b w:val="0"/>
-          <w:bCs w:val="0"/>
-        </w:rPr>
-        <w:t>정답: Kruskal’s Algorithm (</w:t>
-      </w:r>
-      <w:proofErr w:type="spellStart"/>
-      <w:r>
-        <w:rPr>
-          <w:rStyle w:val="aa"/>
-          <w:rFonts w:ascii="Pretendard" w:eastAsia="Pretendard" w:hAnsi="Pretendard"/>
-          <w:b w:val="0"/>
-          <w:bCs w:val="0"/>
-        </w:rPr>
-        <w:t>크러스컬</w:t>
-      </w:r>
-      <w:proofErr w:type="spellEnd"/>
-      <w:r>
-        <w:rPr>
-          <w:rStyle w:val="aa"/>
-          <w:rFonts w:ascii="Pretendard" w:eastAsia="Pretendard" w:hAnsi="Pretendard"/>
-          <w:b w:val="0"/>
-          <w:bCs w:val="0"/>
-        </w:rPr>
-        <w:t xml:space="preserve"> 알고리즘)</w:t>
+        <w:t>정답: Kruskal’s Algorithm (크러스컬 알고리즘)</w:t>
       </w:r>
       <w:r>
         <w:rPr>
